--- a/ida/l1/Molodchenko_IDA_L_1.docx
+++ b/ida/l1/Molodchenko_IDA_L_1.docx
@@ -1123,6 +1123,7 @@
         </w:rPr>
         <w:t xml:space="preserve">10 000 000 </w:t>
       </w:r>
+      <w:proofErr w:type="spellStart"/>
       <w:r>
         <w:rPr>
           <w:rFonts w:ascii="Times New Roman" w:hAnsi="Times New Roman" w:cs="Times New Roman"/>
@@ -1132,6 +1133,7 @@
         </w:rPr>
         <w:t>IRRm</w:t>
       </w:r>
+      <w:proofErr w:type="spellEnd"/>
       <w:r>
         <w:rPr>
           <w:rFonts w:ascii="Times New Roman" w:hAnsi="Times New Roman" w:cs="Times New Roman"/>
@@ -1206,14 +1208,25 @@
         </w:rPr>
         <w:t xml:space="preserve">попередньо оцінена вартість будівництва, маштаб 10 000 </w:t>
       </w:r>
-      <w:r>
-        <w:rPr>
-          <w:rFonts w:ascii="Times New Roman" w:hAnsi="Times New Roman" w:cs="Times New Roman"/>
-          <w:sz w:val="28"/>
-          <w:szCs w:val="28"/>
-          <w:lang w:val="en-US"/>
-        </w:rPr>
-        <w:t xml:space="preserve">IRRm. </w:t>
+      <w:proofErr w:type="spellStart"/>
+      <w:r>
+        <w:rPr>
+          <w:rFonts w:ascii="Times New Roman" w:hAnsi="Times New Roman" w:cs="Times New Roman"/>
+          <w:sz w:val="28"/>
+          <w:szCs w:val="28"/>
+          <w:lang w:val="en-US"/>
+        </w:rPr>
+        <w:t>IRRm</w:t>
+      </w:r>
+      <w:proofErr w:type="spellEnd"/>
+      <w:r>
+        <w:rPr>
+          <w:rFonts w:ascii="Times New Roman" w:hAnsi="Times New Roman" w:cs="Times New Roman"/>
+          <w:sz w:val="28"/>
+          <w:szCs w:val="28"/>
+          <w:lang w:val="en-US"/>
+        </w:rPr>
+        <w:t xml:space="preserve">. </w:t>
       </w:r>
       <w:r>
         <w:rPr>
@@ -1386,6 +1399,7 @@
         </w:rPr>
         <w:t xml:space="preserve"> житла на початку проекту, маштаб 10 000 </w:t>
       </w:r>
+      <w:proofErr w:type="spellStart"/>
       <w:proofErr w:type="gramStart"/>
       <w:r>
         <w:rPr>
@@ -1394,7 +1408,17 @@
           <w:szCs w:val="28"/>
           <w:lang w:val="en-US"/>
         </w:rPr>
-        <w:t>IRRm;</w:t>
+        <w:t>IRRm</w:t>
+      </w:r>
+      <w:proofErr w:type="spellEnd"/>
+      <w:r>
+        <w:rPr>
+          <w:rFonts w:ascii="Times New Roman" w:eastAsiaTheme="minorEastAsia" w:hAnsi="Times New Roman" w:cs="Times New Roman"/>
+          <w:sz w:val="28"/>
+          <w:szCs w:val="28"/>
+          <w:lang w:val="en-US"/>
+        </w:rPr>
+        <w:t>;</w:t>
       </w:r>
       <w:proofErr w:type="gramEnd"/>
     </w:p>
@@ -1447,6 +1471,7 @@
         </w:rPr>
         <w:t xml:space="preserve">фактична ціна продажу об’єкта, маштаб 10 000 </w:t>
       </w:r>
+      <w:proofErr w:type="spellStart"/>
       <w:r>
         <w:rPr>
           <w:rFonts w:ascii="Times New Roman" w:hAnsi="Times New Roman" w:cs="Times New Roman"/>
@@ -1456,6 +1481,7 @@
         </w:rPr>
         <w:t>IRRm</w:t>
       </w:r>
+      <w:proofErr w:type="spellEnd"/>
       <w:r>
         <w:rPr>
           <w:rFonts w:ascii="Times New Roman" w:hAnsi="Times New Roman" w:cs="Times New Roman"/>
@@ -1509,6 +1535,7 @@
         </w:rPr>
         <w:t xml:space="preserve">фактична собівартість будівництва, маштаб 10 000 </w:t>
       </w:r>
+      <w:proofErr w:type="spellStart"/>
       <w:proofErr w:type="gramStart"/>
       <w:r>
         <w:rPr>
@@ -1519,6 +1546,7 @@
         </w:rPr>
         <w:t>IRRm</w:t>
       </w:r>
+      <w:proofErr w:type="spellEnd"/>
       <w:r>
         <w:rPr>
           <w:rFonts w:ascii="Times New Roman" w:hAnsi="Times New Roman" w:cs="Times New Roman"/>
@@ -1575,97 +1603,7 @@
           <w:szCs w:val="28"/>
           <w:lang w:val="en-US"/>
         </w:rPr>
-        <w:t xml:space="preserve">V-XX, V-XX.1, </w:t>
-      </w:r>
-      <w:r>
-        <w:rPr>
-          <w:rFonts w:ascii="Times New Roman" w:hAnsi="Times New Roman" w:cs="Times New Roman"/>
-          <w:sz w:val="28"/>
-          <w:szCs w:val="28"/>
-          <w:lang w:val="en-US"/>
-        </w:rPr>
-        <w:t>V-XX.</w:t>
-      </w:r>
-      <w:r>
-        <w:rPr>
-          <w:rFonts w:ascii="Times New Roman" w:hAnsi="Times New Roman" w:cs="Times New Roman"/>
-          <w:sz w:val="28"/>
-          <w:szCs w:val="28"/>
-          <w:lang w:val="en-US"/>
-        </w:rPr>
-        <w:t>2</w:t>
-      </w:r>
-      <w:r>
-        <w:rPr>
-          <w:rFonts w:ascii="Times New Roman" w:hAnsi="Times New Roman" w:cs="Times New Roman"/>
-          <w:sz w:val="28"/>
-          <w:szCs w:val="28"/>
-          <w:lang w:val="en-US"/>
-        </w:rPr>
-        <w:t>,</w:t>
-      </w:r>
-      <w:r>
-        <w:rPr>
-          <w:rFonts w:ascii="Times New Roman" w:hAnsi="Times New Roman" w:cs="Times New Roman"/>
-          <w:sz w:val="28"/>
-          <w:szCs w:val="28"/>
-          <w:lang w:val="en-US"/>
-        </w:rPr>
-        <w:t xml:space="preserve"> </w:t>
-      </w:r>
-      <w:r>
-        <w:rPr>
-          <w:rFonts w:ascii="Times New Roman" w:hAnsi="Times New Roman" w:cs="Times New Roman"/>
-          <w:sz w:val="28"/>
-          <w:szCs w:val="28"/>
-          <w:lang w:val="en-US"/>
-        </w:rPr>
-        <w:t>V-XX.</w:t>
-      </w:r>
-      <w:r>
-        <w:rPr>
-          <w:rFonts w:ascii="Times New Roman" w:hAnsi="Times New Roman" w:cs="Times New Roman"/>
-          <w:sz w:val="28"/>
-          <w:szCs w:val="28"/>
-          <w:lang w:val="en-US"/>
-        </w:rPr>
-        <w:t>3</w:t>
-      </w:r>
-      <w:r>
-        <w:rPr>
-          <w:rFonts w:ascii="Times New Roman" w:hAnsi="Times New Roman" w:cs="Times New Roman"/>
-          <w:sz w:val="28"/>
-          <w:szCs w:val="28"/>
-          <w:lang w:val="en-US"/>
-        </w:rPr>
-        <w:t>,</w:t>
-      </w:r>
-      <w:r>
-        <w:rPr>
-          <w:rFonts w:ascii="Times New Roman" w:hAnsi="Times New Roman" w:cs="Times New Roman"/>
-          <w:sz w:val="28"/>
-          <w:szCs w:val="28"/>
-          <w:lang w:val="en-US"/>
-        </w:rPr>
-        <w:t xml:space="preserve"> </w:t>
-      </w:r>
-      <w:r>
-        <w:rPr>
-          <w:rFonts w:ascii="Times New Roman" w:hAnsi="Times New Roman" w:cs="Times New Roman"/>
-          <w:sz w:val="28"/>
-          <w:szCs w:val="28"/>
-          <w:lang w:val="en-US"/>
-        </w:rPr>
-        <w:t>V-XX.</w:t>
-      </w:r>
-      <w:r>
-        <w:rPr>
-          <w:rFonts w:ascii="Times New Roman" w:hAnsi="Times New Roman" w:cs="Times New Roman"/>
-          <w:sz w:val="28"/>
-          <w:szCs w:val="28"/>
-          <w:lang w:val="en-US"/>
-        </w:rPr>
-        <w:t>4.</w:t>
+        <w:t>V-XX, V-XX.1, V-XX.2, V-XX.3, V-XX.4.</w:t>
       </w:r>
     </w:p>
     <w:p>
@@ -1865,6 +1803,7 @@
         </w:rPr>
         <w:t xml:space="preserve">кумулятивна ліквідність у економіці, маштаб 10 000 000 </w:t>
       </w:r>
+      <w:proofErr w:type="spellStart"/>
       <w:proofErr w:type="gramStart"/>
       <w:r>
         <w:rPr>
@@ -1873,7 +1812,17 @@
           <w:szCs w:val="28"/>
           <w:lang w:val="en-US"/>
         </w:rPr>
-        <w:t>IRRm;</w:t>
+        <w:t>IRRm</w:t>
+      </w:r>
+      <w:proofErr w:type="spellEnd"/>
+      <w:r>
+        <w:rPr>
+          <w:rFonts w:ascii="Times New Roman" w:hAnsi="Times New Roman" w:cs="Times New Roman"/>
+          <w:sz w:val="28"/>
+          <w:szCs w:val="28"/>
+          <w:lang w:val="en-US"/>
+        </w:rPr>
+        <w:t>;</w:t>
       </w:r>
       <w:proofErr w:type="gramEnd"/>
     </w:p>
@@ -1904,6 +1853,7 @@
         </w:rPr>
         <w:t xml:space="preserve">інвестиції приватного сектору в нове житлове будівництво, маштаб 10 000 000 </w:t>
       </w:r>
+      <w:proofErr w:type="spellStart"/>
       <w:proofErr w:type="gramStart"/>
       <w:r>
         <w:rPr>
@@ -1912,7 +1862,17 @@
           <w:szCs w:val="28"/>
           <w:lang w:val="en-US"/>
         </w:rPr>
-        <w:t>IRRm;</w:t>
+        <w:t>IRRm</w:t>
+      </w:r>
+      <w:proofErr w:type="spellEnd"/>
+      <w:r>
+        <w:rPr>
+          <w:rFonts w:ascii="Times New Roman" w:hAnsi="Times New Roman" w:cs="Times New Roman"/>
+          <w:sz w:val="28"/>
+          <w:szCs w:val="28"/>
+          <w:lang w:val="en-US"/>
+        </w:rPr>
+        <w:t>;</w:t>
       </w:r>
       <w:proofErr w:type="gramEnd"/>
     </w:p>
@@ -2007,6 +1967,7 @@
         </w:rPr>
         <w:t xml:space="preserve">сумарний обсяг виданих кредитів, маштаб 10 000 000 </w:t>
       </w:r>
+      <w:proofErr w:type="spellStart"/>
       <w:proofErr w:type="gramStart"/>
       <w:r>
         <w:rPr>
@@ -2015,7 +1976,17 @@
           <w:szCs w:val="28"/>
           <w:lang w:val="en-US"/>
         </w:rPr>
-        <w:t>IRRm;</w:t>
+        <w:t>IRRm</w:t>
+      </w:r>
+      <w:proofErr w:type="spellEnd"/>
+      <w:r>
+        <w:rPr>
+          <w:rFonts w:ascii="Times New Roman" w:hAnsi="Times New Roman" w:cs="Times New Roman"/>
+          <w:sz w:val="28"/>
+          <w:szCs w:val="28"/>
+          <w:lang w:val="en-US"/>
+        </w:rPr>
+        <w:t>;</w:t>
       </w:r>
       <w:proofErr w:type="gramEnd"/>
     </w:p>
@@ -2110,14 +2081,25 @@
         </w:rPr>
         <w:t xml:space="preserve">середня вартість будівництва будинків приватного сектору на початку та в кінці будівництва, маштаб 10 000 </w:t>
       </w:r>
-      <w:r>
-        <w:rPr>
-          <w:rFonts w:ascii="Times New Roman" w:hAnsi="Times New Roman" w:cs="Times New Roman"/>
-          <w:sz w:val="28"/>
-          <w:szCs w:val="28"/>
-          <w:lang w:val="en-US"/>
-        </w:rPr>
-        <w:t>IRRm/</w:t>
+      <w:proofErr w:type="spellStart"/>
+      <w:r>
+        <w:rPr>
+          <w:rFonts w:ascii="Times New Roman" w:hAnsi="Times New Roman" w:cs="Times New Roman"/>
+          <w:sz w:val="28"/>
+          <w:szCs w:val="28"/>
+          <w:lang w:val="en-US"/>
+        </w:rPr>
+        <w:t>IRRm</w:t>
+      </w:r>
+      <w:proofErr w:type="spellEnd"/>
+      <w:r>
+        <w:rPr>
+          <w:rFonts w:ascii="Times New Roman" w:hAnsi="Times New Roman" w:cs="Times New Roman"/>
+          <w:sz w:val="28"/>
+          <w:szCs w:val="28"/>
+          <w:lang w:val="en-US"/>
+        </w:rPr>
+        <w:t>/</w:t>
       </w:r>
       <m:oMath>
         <m:sSup>
@@ -2519,6 +2501,7 @@
         </w:rPr>
         <w:t xml:space="preserve">ціна золота за унцію, </w:t>
       </w:r>
+      <w:proofErr w:type="spellStart"/>
       <w:proofErr w:type="gramStart"/>
       <w:r>
         <w:rPr>
@@ -2527,7 +2510,17 @@
           <w:szCs w:val="28"/>
           <w:lang w:val="en-US"/>
         </w:rPr>
-        <w:t>IRRm;</w:t>
+        <w:t>IRRm</w:t>
+      </w:r>
+      <w:proofErr w:type="spellEnd"/>
+      <w:r>
+        <w:rPr>
+          <w:rFonts w:ascii="Times New Roman" w:hAnsi="Times New Roman" w:cs="Times New Roman"/>
+          <w:sz w:val="28"/>
+          <w:szCs w:val="28"/>
+          <w:lang w:val="en-US"/>
+        </w:rPr>
+        <w:t>;</w:t>
       </w:r>
       <w:proofErr w:type="gramEnd"/>
     </w:p>
@@ -3022,25 +3015,7 @@
           <w:sz w:val="28"/>
           <w:szCs w:val="28"/>
         </w:rPr>
-        <w:t>Н</w:t>
-      </w:r>
-      <w:r>
-        <w:rPr>
-          <w:rFonts w:ascii="Times New Roman" w:eastAsiaTheme="minorEastAsia" w:hAnsi="Times New Roman" w:cs="Times New Roman"/>
-          <w:iCs/>
-          <w:sz w:val="28"/>
-          <w:szCs w:val="28"/>
-        </w:rPr>
-        <w:t>ехай</w:t>
-      </w:r>
-      <w:r>
-        <w:rPr>
-          <w:rFonts w:ascii="Times New Roman" w:eastAsiaTheme="minorEastAsia" w:hAnsi="Times New Roman" w:cs="Times New Roman"/>
-          <w:iCs/>
-          <w:sz w:val="28"/>
-          <w:szCs w:val="28"/>
-        </w:rPr>
-        <w:t xml:space="preserve"> п</w:t>
+        <w:t>Нехай п</w:t>
       </w:r>
       <w:r>
         <w:rPr>
@@ -3511,6 +3486,8 @@
         <w:jc w:val="both"/>
         <w:rPr>
           <w:rFonts w:ascii="Times New Roman" w:eastAsiaTheme="minorEastAsia" w:hAnsi="Times New Roman" w:cs="Times New Roman"/>
+          <w:b/>
+          <w:bCs/>
           <w:iCs/>
           <w:sz w:val="28"/>
           <w:szCs w:val="28"/>
@@ -3519,6 +3496,8 @@
       <w:r>
         <w:rPr>
           <w:rFonts w:ascii="Times New Roman" w:eastAsiaTheme="minorEastAsia" w:hAnsi="Times New Roman" w:cs="Times New Roman"/>
+          <w:b/>
+          <w:bCs/>
           <w:iCs/>
           <w:sz w:val="28"/>
           <w:szCs w:val="28"/>
@@ -4525,19 +4504,14 @@
     </w:p>
     <w:p>
       <w:pPr>
+        <w:keepNext/>
         <w:jc w:val="both"/>
+      </w:pPr>
+      <w:r>
         <w:rPr>
           <w:rFonts w:ascii="Times New Roman" w:eastAsiaTheme="minorEastAsia" w:hAnsi="Times New Roman" w:cs="Times New Roman"/>
           <w:iCs/>
-          <w:sz w:val="28"/>
-          <w:szCs w:val="28"/>
-          <w:lang w:val="en-US"/>
-        </w:rPr>
-      </w:pPr>
-      <w:r>
-        <w:rPr>
-          <w:rFonts w:ascii="Times New Roman" w:eastAsiaTheme="minorEastAsia" w:hAnsi="Times New Roman" w:cs="Times New Roman"/>
-          <w:iCs/>
+          <w:noProof/>
           <w:sz w:val="28"/>
           <w:szCs w:val="28"/>
           <w:lang w:val="en-US"/>
@@ -4581,6 +4555,52 @@
     </w:p>
     <w:p>
       <w:pPr>
+        <w:pStyle w:val="Caption"/>
+        <w:jc w:val="center"/>
+        <w:rPr>
+          <w:rFonts w:ascii="Times New Roman" w:eastAsiaTheme="minorEastAsia" w:hAnsi="Times New Roman" w:cs="Times New Roman"/>
+          <w:iCs w:val="0"/>
+          <w:sz w:val="28"/>
+          <w:szCs w:val="28"/>
+          <w:lang w:val="en-US"/>
+        </w:rPr>
+      </w:pPr>
+      <w:r>
+        <w:t>Рисунок 1</w:t>
+      </w:r>
+      <w:r>
+        <w:t>.</w:t>
+      </w:r>
+      <w:r>
+        <w:t>1</w:t>
+      </w:r>
+      <w:r>
+        <w:t xml:space="preserve"> </w:t>
+      </w:r>
+      <w:r>
+        <w:t>Р</w:t>
+      </w:r>
+      <w:r>
+        <w:t xml:space="preserve">озподіл на навчальну та тестову вибірки. Залежність </w:t>
+      </w:r>
+      <w:r>
+        <w:rPr>
+          <w:lang w:val="en-US"/>
+        </w:rPr>
+        <w:t xml:space="preserve">V-9 </w:t>
+      </w:r>
+      <w:r>
+        <w:t xml:space="preserve">від </w:t>
+      </w:r>
+      <w:r>
+        <w:rPr>
+          <w:lang w:val="en-US"/>
+        </w:rPr>
+        <w:t>V-5.</w:t>
+      </w:r>
+    </w:p>
+    <w:p>
+      <w:pPr>
         <w:jc w:val="both"/>
         <w:rPr>
           <w:rFonts w:ascii="Times New Roman" w:eastAsiaTheme="minorEastAsia" w:hAnsi="Times New Roman" w:cs="Times New Roman"/>
@@ -4594,6 +4614,7 @@
         <w:rPr>
           <w:rFonts w:ascii="Times New Roman" w:eastAsiaTheme="minorEastAsia" w:hAnsi="Times New Roman" w:cs="Times New Roman"/>
           <w:iCs/>
+          <w:noProof/>
           <w:sz w:val="28"/>
           <w:szCs w:val="28"/>
           <w:lang w:val="en-US"/>
@@ -4638,6 +4659,64 @@
     </w:p>
     <w:p>
       <w:pPr>
+        <w:pStyle w:val="Caption"/>
+        <w:jc w:val="center"/>
+        <w:rPr>
+          <w:rFonts w:ascii="Times New Roman" w:eastAsiaTheme="minorEastAsia" w:hAnsi="Times New Roman" w:cs="Times New Roman"/>
+          <w:iCs w:val="0"/>
+          <w:sz w:val="28"/>
+          <w:szCs w:val="28"/>
+          <w:lang w:val="en-US"/>
+        </w:rPr>
+      </w:pPr>
+      <w:r>
+        <w:t>Рисунок 1</w:t>
+      </w:r>
+      <w:r>
+        <w:t>.</w:t>
+      </w:r>
+      <w:r>
+        <w:t>2</w:t>
+      </w:r>
+      <w:r>
+        <w:t xml:space="preserve"> </w:t>
+      </w:r>
+      <w:r>
+        <w:t>Р</w:t>
+      </w:r>
+      <w:r>
+        <w:t xml:space="preserve">озподіл на навчальну та тестову вибірки. Залежність </w:t>
+      </w:r>
+      <w:r>
+        <w:rPr>
+          <w:lang w:val="en-US"/>
+        </w:rPr>
+        <w:t xml:space="preserve">V-9 </w:t>
+      </w:r>
+      <w:r>
+        <w:t xml:space="preserve">від </w:t>
+      </w:r>
+      <w:r>
+        <w:rPr>
+          <w:lang w:val="en-US"/>
+        </w:rPr>
+        <w:t>V-</w:t>
+      </w:r>
+      <w:r>
+        <w:rPr>
+          <w:lang w:val="en-US"/>
+        </w:rPr>
+        <w:t>13</w:t>
+      </w:r>
+      <w:r>
+        <w:rPr>
+          <w:lang w:val="en-US"/>
+        </w:rPr>
+        <w:t>.</w:t>
+      </w:r>
+    </w:p>
+    <w:p>
+      <w:pPr>
         <w:jc w:val="both"/>
         <w:rPr>
           <w:rFonts w:ascii="Times New Roman" w:eastAsiaTheme="minorEastAsia" w:hAnsi="Times New Roman" w:cs="Times New Roman"/>
@@ -5487,19 +5566,30 @@
           <w:lang w:eastAsia="uk-UA"/>
           <w14:ligatures w14:val="none"/>
         </w:rPr>
-        <w:t xml:space="preserve">stats_x2 = array2table([mean_all(2); std_all(2); min_all(2); max_all(2)], </w:t>
-      </w:r>
-      <w:r>
-        <w:rPr>
-          <w:rFonts w:ascii="Consolas" w:eastAsia="Times New Roman" w:hAnsi="Consolas" w:cs="Times New Roman"/>
-          <w:color w:val="0E00FF"/>
-          <w:kern w:val="0"/>
-          <w:sz w:val="20"/>
-          <w:szCs w:val="20"/>
-          <w:lang w:eastAsia="uk-UA"/>
-          <w14:ligatures w14:val="none"/>
-        </w:rPr>
-        <w:t>...</w:t>
+        <w:t>disp(</w:t>
+      </w:r>
+      <w:r>
+        <w:rPr>
+          <w:rFonts w:ascii="Consolas" w:eastAsia="Times New Roman" w:hAnsi="Consolas" w:cs="Times New Roman"/>
+          <w:color w:val="A709F5"/>
+          <w:kern w:val="0"/>
+          <w:sz w:val="20"/>
+          <w:szCs w:val="20"/>
+          <w:lang w:eastAsia="uk-UA"/>
+          <w14:ligatures w14:val="none"/>
+        </w:rPr>
+        <w:t>'Статистика для x1 (V5)'</w:t>
+      </w:r>
+      <w:r>
+        <w:rPr>
+          <w:rFonts w:ascii="Consolas" w:eastAsia="Times New Roman" w:hAnsi="Consolas" w:cs="Times New Roman"/>
+          <w:kern w:val="0"/>
+          <w:sz w:val="20"/>
+          <w:szCs w:val="20"/>
+          <w:lang w:eastAsia="uk-UA"/>
+          <w14:ligatures w14:val="none"/>
+        </w:rPr>
+        <w:t>);</w:t>
       </w:r>
     </w:p>
     <w:p>
@@ -5523,651 +5613,58 @@
           <w:lang w:eastAsia="uk-UA"/>
           <w14:ligatures w14:val="none"/>
         </w:rPr>
-        <w:t xml:space="preserve">    </w:t>
-      </w:r>
-      <w:r>
-        <w:rPr>
-          <w:rFonts w:ascii="Consolas" w:eastAsia="Times New Roman" w:hAnsi="Consolas" w:cs="Times New Roman"/>
-          <w:color w:val="A709F5"/>
-          <w:kern w:val="0"/>
-          <w:sz w:val="20"/>
-          <w:szCs w:val="20"/>
-          <w:lang w:eastAsia="uk-UA"/>
-          <w14:ligatures w14:val="none"/>
-        </w:rPr>
-        <w:t>'RowNames'</w:t>
-      </w:r>
-      <w:r>
-        <w:rPr>
-          <w:rFonts w:ascii="Consolas" w:eastAsia="Times New Roman" w:hAnsi="Consolas" w:cs="Times New Roman"/>
-          <w:kern w:val="0"/>
-          <w:sz w:val="20"/>
-          <w:szCs w:val="20"/>
-          <w:lang w:eastAsia="uk-UA"/>
-          <w14:ligatures w14:val="none"/>
-        </w:rPr>
-        <w:t xml:space="preserve">, rowNames, </w:t>
-      </w:r>
-      <w:r>
-        <w:rPr>
-          <w:rFonts w:ascii="Consolas" w:eastAsia="Times New Roman" w:hAnsi="Consolas" w:cs="Times New Roman"/>
-          <w:color w:val="0E00FF"/>
-          <w:kern w:val="0"/>
-          <w:sz w:val="20"/>
-          <w:szCs w:val="20"/>
-          <w:lang w:eastAsia="uk-UA"/>
-          <w14:ligatures w14:val="none"/>
-        </w:rPr>
-        <w:t>...</w:t>
-      </w:r>
-    </w:p>
-    <w:p>
-      <w:pPr>
-        <w:spacing w:after="0" w:line="240" w:lineRule="auto"/>
-        <w:rPr>
-          <w:rFonts w:ascii="Consolas" w:eastAsia="Times New Roman" w:hAnsi="Consolas" w:cs="Times New Roman"/>
-          <w:kern w:val="0"/>
-          <w:sz w:val="20"/>
-          <w:szCs w:val="20"/>
-          <w:lang w:eastAsia="uk-UA"/>
-          <w14:ligatures w14:val="none"/>
-        </w:rPr>
-      </w:pPr>
-      <w:r>
-        <w:rPr>
-          <w:rFonts w:ascii="Consolas" w:eastAsia="Times New Roman" w:hAnsi="Consolas" w:cs="Times New Roman"/>
-          <w:kern w:val="0"/>
-          <w:sz w:val="20"/>
-          <w:szCs w:val="20"/>
-          <w:lang w:eastAsia="uk-UA"/>
-          <w14:ligatures w14:val="none"/>
-        </w:rPr>
-        <w:t xml:space="preserve">    </w:t>
-      </w:r>
-      <w:r>
-        <w:rPr>
-          <w:rFonts w:ascii="Consolas" w:eastAsia="Times New Roman" w:hAnsi="Consolas" w:cs="Times New Roman"/>
-          <w:color w:val="A709F5"/>
-          <w:kern w:val="0"/>
-          <w:sz w:val="20"/>
-          <w:szCs w:val="20"/>
-          <w:lang w:eastAsia="uk-UA"/>
-          <w14:ligatures w14:val="none"/>
-        </w:rPr>
-        <w:t>'VariableNames'</w:t>
-      </w:r>
-      <w:r>
-        <w:rPr>
-          <w:rFonts w:ascii="Consolas" w:eastAsia="Times New Roman" w:hAnsi="Consolas" w:cs="Times New Roman"/>
-          <w:kern w:val="0"/>
-          <w:sz w:val="20"/>
-          <w:szCs w:val="20"/>
-          <w:lang w:eastAsia="uk-UA"/>
-          <w14:ligatures w14:val="none"/>
-        </w:rPr>
-        <w:t>, {</w:t>
-      </w:r>
-      <w:r>
-        <w:rPr>
-          <w:rFonts w:ascii="Consolas" w:eastAsia="Times New Roman" w:hAnsi="Consolas" w:cs="Times New Roman"/>
-          <w:color w:val="A709F5"/>
-          <w:kern w:val="0"/>
-          <w:sz w:val="20"/>
-          <w:szCs w:val="20"/>
-          <w:lang w:eastAsia="uk-UA"/>
-          <w14:ligatures w14:val="none"/>
-        </w:rPr>
-        <w:t>'All'</w:t>
-      </w:r>
-      <w:r>
-        <w:rPr>
-          <w:rFonts w:ascii="Consolas" w:eastAsia="Times New Roman" w:hAnsi="Consolas" w:cs="Times New Roman"/>
-          <w:kern w:val="0"/>
-          <w:sz w:val="20"/>
-          <w:szCs w:val="20"/>
-          <w:lang w:eastAsia="uk-UA"/>
-          <w14:ligatures w14:val="none"/>
-        </w:rPr>
-        <w:t>});</w:t>
-      </w:r>
-    </w:p>
-    <w:p>
-      <w:pPr>
-        <w:spacing w:after="0" w:line="240" w:lineRule="auto"/>
-        <w:rPr>
-          <w:rFonts w:ascii="Consolas" w:eastAsia="Times New Roman" w:hAnsi="Consolas" w:cs="Times New Roman"/>
-          <w:kern w:val="0"/>
-          <w:sz w:val="20"/>
-          <w:szCs w:val="20"/>
-          <w:lang w:eastAsia="uk-UA"/>
-          <w14:ligatures w14:val="none"/>
-        </w:rPr>
-      </w:pPr>
-      <w:r>
-        <w:rPr>
-          <w:rFonts w:ascii="Consolas" w:eastAsia="Times New Roman" w:hAnsi="Consolas" w:cs="Times New Roman"/>
-          <w:kern w:val="0"/>
-          <w:sz w:val="20"/>
-          <w:szCs w:val="20"/>
-          <w:lang w:eastAsia="uk-UA"/>
-          <w14:ligatures w14:val="none"/>
-        </w:rPr>
-        <w:t>stats_x2.Train = [mean_train(2); std_train(2); min_train(2); max_train(2)];</w:t>
-      </w:r>
-    </w:p>
-    <w:p>
-      <w:pPr>
-        <w:spacing w:after="0" w:line="240" w:lineRule="auto"/>
-        <w:rPr>
-          <w:rFonts w:ascii="Consolas" w:eastAsia="Times New Roman" w:hAnsi="Consolas" w:cs="Times New Roman"/>
-          <w:kern w:val="0"/>
-          <w:sz w:val="20"/>
-          <w:szCs w:val="20"/>
-          <w:lang w:eastAsia="uk-UA"/>
-          <w14:ligatures w14:val="none"/>
-        </w:rPr>
-      </w:pPr>
-      <w:r>
-        <w:rPr>
-          <w:rFonts w:ascii="Consolas" w:eastAsia="Times New Roman" w:hAnsi="Consolas" w:cs="Times New Roman"/>
-          <w:kern w:val="0"/>
-          <w:sz w:val="20"/>
-          <w:szCs w:val="20"/>
-          <w:lang w:eastAsia="uk-UA"/>
-          <w14:ligatures w14:val="none"/>
+        <w:t>disp(stats_x1);</w:t>
+      </w:r>
+    </w:p>
+    <w:p>
+      <w:pPr>
+        <w:rPr>
+          <w:rFonts w:ascii="Times New Roman" w:hAnsi="Times New Roman" w:cs="Times New Roman"/>
+          <w:iCs/>
+          <w:sz w:val="28"/>
+          <w:szCs w:val="28"/>
+          <w:lang w:val="en-US"/>
+        </w:rPr>
+      </w:pPr>
+      <w:r>
+        <w:rPr>
+          <w:rFonts w:ascii="Times New Roman" w:hAnsi="Times New Roman" w:cs="Times New Roman"/>
+          <w:iCs/>
+          <w:sz w:val="28"/>
+          <w:szCs w:val="28"/>
         </w:rPr>
         <w:lastRenderedPageBreak/>
-        <w:t>stats_x2.Test = [mean_test(2); std_test(2); min_test(2); max_test(2)];</w:t>
-      </w:r>
-    </w:p>
-    <w:p>
-      <w:pPr>
-        <w:spacing w:after="0" w:line="240" w:lineRule="auto"/>
-        <w:rPr>
-          <w:rFonts w:ascii="Consolas" w:eastAsia="Times New Roman" w:hAnsi="Consolas" w:cs="Times New Roman"/>
-          <w:kern w:val="0"/>
-          <w:sz w:val="20"/>
-          <w:szCs w:val="20"/>
-          <w:lang w:eastAsia="uk-UA"/>
-          <w14:ligatures w14:val="none"/>
-        </w:rPr>
-      </w:pPr>
-    </w:p>
-    <w:p>
-      <w:pPr>
-        <w:spacing w:after="0" w:line="240" w:lineRule="auto"/>
-        <w:rPr>
-          <w:rFonts w:ascii="Consolas" w:eastAsia="Times New Roman" w:hAnsi="Consolas" w:cs="Times New Roman"/>
-          <w:kern w:val="0"/>
-          <w:sz w:val="20"/>
-          <w:szCs w:val="20"/>
-          <w:lang w:eastAsia="uk-UA"/>
-          <w14:ligatures w14:val="none"/>
-        </w:rPr>
-      </w:pPr>
-      <w:r>
-        <w:rPr>
-          <w:rFonts w:ascii="Consolas" w:eastAsia="Times New Roman" w:hAnsi="Consolas" w:cs="Times New Roman"/>
-          <w:kern w:val="0"/>
-          <w:sz w:val="20"/>
-          <w:szCs w:val="20"/>
-          <w:lang w:eastAsia="uk-UA"/>
-          <w14:ligatures w14:val="none"/>
-        </w:rPr>
-        <w:t xml:space="preserve">stats_y = array2table([mean(y); std(y); min(y); max(y)], </w:t>
-      </w:r>
-      <w:r>
-        <w:rPr>
-          <w:rFonts w:ascii="Consolas" w:eastAsia="Times New Roman" w:hAnsi="Consolas" w:cs="Times New Roman"/>
-          <w:color w:val="0E00FF"/>
-          <w:kern w:val="0"/>
-          <w:sz w:val="20"/>
-          <w:szCs w:val="20"/>
-          <w:lang w:eastAsia="uk-UA"/>
-          <w14:ligatures w14:val="none"/>
-        </w:rPr>
-        <w:t>...</w:t>
-      </w:r>
-    </w:p>
-    <w:p>
-      <w:pPr>
-        <w:spacing w:after="0" w:line="240" w:lineRule="auto"/>
-        <w:rPr>
-          <w:rFonts w:ascii="Consolas" w:eastAsia="Times New Roman" w:hAnsi="Consolas" w:cs="Times New Roman"/>
-          <w:kern w:val="0"/>
-          <w:sz w:val="20"/>
-          <w:szCs w:val="20"/>
-          <w:lang w:eastAsia="uk-UA"/>
-          <w14:ligatures w14:val="none"/>
-        </w:rPr>
-      </w:pPr>
-      <w:r>
-        <w:rPr>
-          <w:rFonts w:ascii="Consolas" w:eastAsia="Times New Roman" w:hAnsi="Consolas" w:cs="Times New Roman"/>
-          <w:kern w:val="0"/>
-          <w:sz w:val="20"/>
-          <w:szCs w:val="20"/>
-          <w:lang w:eastAsia="uk-UA"/>
-          <w14:ligatures w14:val="none"/>
-        </w:rPr>
-        <w:t xml:space="preserve">    </w:t>
-      </w:r>
-      <w:r>
-        <w:rPr>
-          <w:rFonts w:ascii="Consolas" w:eastAsia="Times New Roman" w:hAnsi="Consolas" w:cs="Times New Roman"/>
-          <w:color w:val="A709F5"/>
-          <w:kern w:val="0"/>
-          <w:sz w:val="20"/>
-          <w:szCs w:val="20"/>
-          <w:lang w:eastAsia="uk-UA"/>
-          <w14:ligatures w14:val="none"/>
-        </w:rPr>
-        <w:t>'RowNames'</w:t>
-      </w:r>
-      <w:r>
-        <w:rPr>
-          <w:rFonts w:ascii="Consolas" w:eastAsia="Times New Roman" w:hAnsi="Consolas" w:cs="Times New Roman"/>
-          <w:kern w:val="0"/>
-          <w:sz w:val="20"/>
-          <w:szCs w:val="20"/>
-          <w:lang w:eastAsia="uk-UA"/>
-          <w14:ligatures w14:val="none"/>
-        </w:rPr>
-        <w:t xml:space="preserve">, rowNames, </w:t>
-      </w:r>
-      <w:r>
-        <w:rPr>
-          <w:rFonts w:ascii="Consolas" w:eastAsia="Times New Roman" w:hAnsi="Consolas" w:cs="Times New Roman"/>
-          <w:color w:val="0E00FF"/>
-          <w:kern w:val="0"/>
-          <w:sz w:val="20"/>
-          <w:szCs w:val="20"/>
-          <w:lang w:eastAsia="uk-UA"/>
-          <w14:ligatures w14:val="none"/>
-        </w:rPr>
-        <w:t>...</w:t>
-      </w:r>
-    </w:p>
-    <w:p>
-      <w:pPr>
-        <w:spacing w:after="0" w:line="240" w:lineRule="auto"/>
-        <w:rPr>
-          <w:rFonts w:ascii="Consolas" w:eastAsia="Times New Roman" w:hAnsi="Consolas" w:cs="Times New Roman"/>
-          <w:kern w:val="0"/>
-          <w:sz w:val="20"/>
-          <w:szCs w:val="20"/>
-          <w:lang w:eastAsia="uk-UA"/>
-          <w14:ligatures w14:val="none"/>
-        </w:rPr>
-      </w:pPr>
-      <w:r>
-        <w:rPr>
-          <w:rFonts w:ascii="Consolas" w:eastAsia="Times New Roman" w:hAnsi="Consolas" w:cs="Times New Roman"/>
-          <w:kern w:val="0"/>
-          <w:sz w:val="20"/>
-          <w:szCs w:val="20"/>
-          <w:lang w:eastAsia="uk-UA"/>
-          <w14:ligatures w14:val="none"/>
-        </w:rPr>
-        <w:t xml:space="preserve">    </w:t>
-      </w:r>
-      <w:r>
-        <w:rPr>
-          <w:rFonts w:ascii="Consolas" w:eastAsia="Times New Roman" w:hAnsi="Consolas" w:cs="Times New Roman"/>
-          <w:color w:val="A709F5"/>
-          <w:kern w:val="0"/>
-          <w:sz w:val="20"/>
-          <w:szCs w:val="20"/>
-          <w:lang w:eastAsia="uk-UA"/>
-          <w14:ligatures w14:val="none"/>
-        </w:rPr>
-        <w:t>'VariableNames'</w:t>
-      </w:r>
-      <w:r>
-        <w:rPr>
-          <w:rFonts w:ascii="Consolas" w:eastAsia="Times New Roman" w:hAnsi="Consolas" w:cs="Times New Roman"/>
-          <w:kern w:val="0"/>
-          <w:sz w:val="20"/>
-          <w:szCs w:val="20"/>
-          <w:lang w:eastAsia="uk-UA"/>
-          <w14:ligatures w14:val="none"/>
-        </w:rPr>
-        <w:t>, {</w:t>
-      </w:r>
-      <w:r>
-        <w:rPr>
-          <w:rFonts w:ascii="Consolas" w:eastAsia="Times New Roman" w:hAnsi="Consolas" w:cs="Times New Roman"/>
-          <w:color w:val="A709F5"/>
-          <w:kern w:val="0"/>
-          <w:sz w:val="20"/>
-          <w:szCs w:val="20"/>
-          <w:lang w:eastAsia="uk-UA"/>
-          <w14:ligatures w14:val="none"/>
-        </w:rPr>
-        <w:t>'All'</w:t>
-      </w:r>
-      <w:r>
-        <w:rPr>
-          <w:rFonts w:ascii="Consolas" w:eastAsia="Times New Roman" w:hAnsi="Consolas" w:cs="Times New Roman"/>
-          <w:kern w:val="0"/>
-          <w:sz w:val="20"/>
-          <w:szCs w:val="20"/>
-          <w:lang w:eastAsia="uk-UA"/>
-          <w14:ligatures w14:val="none"/>
-        </w:rPr>
-        <w:t>});</w:t>
-      </w:r>
-    </w:p>
-    <w:p>
-      <w:pPr>
-        <w:spacing w:after="0" w:line="240" w:lineRule="auto"/>
-        <w:rPr>
-          <w:rFonts w:ascii="Consolas" w:eastAsia="Times New Roman" w:hAnsi="Consolas" w:cs="Times New Roman"/>
-          <w:kern w:val="0"/>
-          <w:sz w:val="20"/>
-          <w:szCs w:val="20"/>
-          <w:lang w:eastAsia="uk-UA"/>
-          <w14:ligatures w14:val="none"/>
-        </w:rPr>
-      </w:pPr>
-      <w:r>
-        <w:rPr>
-          <w:rFonts w:ascii="Consolas" w:eastAsia="Times New Roman" w:hAnsi="Consolas" w:cs="Times New Roman"/>
-          <w:kern w:val="0"/>
-          <w:sz w:val="20"/>
-          <w:szCs w:val="20"/>
-          <w:lang w:eastAsia="uk-UA"/>
-          <w14:ligatures w14:val="none"/>
-        </w:rPr>
-        <w:t>stats_y.Train = [mean(y_train); std(y_train); min(y_train); max(y_train)];</w:t>
-      </w:r>
-    </w:p>
-    <w:p>
-      <w:pPr>
-        <w:spacing w:after="0" w:line="240" w:lineRule="auto"/>
-        <w:rPr>
-          <w:rFonts w:ascii="Consolas" w:eastAsia="Times New Roman" w:hAnsi="Consolas" w:cs="Times New Roman"/>
-          <w:kern w:val="0"/>
-          <w:sz w:val="20"/>
-          <w:szCs w:val="20"/>
-          <w:lang w:eastAsia="uk-UA"/>
-          <w14:ligatures w14:val="none"/>
-        </w:rPr>
-      </w:pPr>
-      <w:r>
-        <w:rPr>
-          <w:rFonts w:ascii="Consolas" w:eastAsia="Times New Roman" w:hAnsi="Consolas" w:cs="Times New Roman"/>
-          <w:kern w:val="0"/>
-          <w:sz w:val="20"/>
-          <w:szCs w:val="20"/>
-          <w:lang w:eastAsia="uk-UA"/>
-          <w14:ligatures w14:val="none"/>
-        </w:rPr>
-        <w:t>stats_y.Test = [mean(y_test); std(y_test); min(y_test); max(y_test)];</w:t>
-      </w:r>
-    </w:p>
-    <w:p>
-      <w:pPr>
-        <w:spacing w:after="0" w:line="240" w:lineRule="auto"/>
-        <w:rPr>
-          <w:rFonts w:ascii="Consolas" w:eastAsia="Times New Roman" w:hAnsi="Consolas" w:cs="Times New Roman"/>
-          <w:kern w:val="0"/>
-          <w:sz w:val="20"/>
-          <w:szCs w:val="20"/>
-          <w:lang w:eastAsia="uk-UA"/>
-          <w14:ligatures w14:val="none"/>
-        </w:rPr>
-      </w:pPr>
-    </w:p>
-    <w:p>
-      <w:pPr>
-        <w:spacing w:after="0" w:line="240" w:lineRule="auto"/>
-        <w:rPr>
-          <w:rFonts w:ascii="Consolas" w:eastAsia="Times New Roman" w:hAnsi="Consolas" w:cs="Times New Roman"/>
-          <w:kern w:val="0"/>
-          <w:sz w:val="20"/>
-          <w:szCs w:val="20"/>
-          <w:lang w:eastAsia="uk-UA"/>
-          <w14:ligatures w14:val="none"/>
-        </w:rPr>
-      </w:pPr>
-      <w:r>
-        <w:rPr>
-          <w:rFonts w:ascii="Consolas" w:eastAsia="Times New Roman" w:hAnsi="Consolas" w:cs="Times New Roman"/>
-          <w:kern w:val="0"/>
-          <w:sz w:val="20"/>
-          <w:szCs w:val="20"/>
-          <w:lang w:eastAsia="uk-UA"/>
-          <w14:ligatures w14:val="none"/>
-        </w:rPr>
-        <w:t>disp(</w:t>
-      </w:r>
-      <w:r>
-        <w:rPr>
-          <w:rFonts w:ascii="Consolas" w:eastAsia="Times New Roman" w:hAnsi="Consolas" w:cs="Times New Roman"/>
-          <w:color w:val="A709F5"/>
-          <w:kern w:val="0"/>
-          <w:sz w:val="20"/>
-          <w:szCs w:val="20"/>
-          <w:lang w:eastAsia="uk-UA"/>
-          <w14:ligatures w14:val="none"/>
-        </w:rPr>
-        <w:t>'Статистика для x1 (V5)'</w:t>
-      </w:r>
-      <w:r>
-        <w:rPr>
-          <w:rFonts w:ascii="Consolas" w:eastAsia="Times New Roman" w:hAnsi="Consolas" w:cs="Times New Roman"/>
-          <w:kern w:val="0"/>
-          <w:sz w:val="20"/>
-          <w:szCs w:val="20"/>
-          <w:lang w:eastAsia="uk-UA"/>
-          <w14:ligatures w14:val="none"/>
-        </w:rPr>
-        <w:t>);</w:t>
-      </w:r>
-    </w:p>
-    <w:p>
-      <w:pPr>
-        <w:spacing w:after="0" w:line="240" w:lineRule="auto"/>
-        <w:rPr>
-          <w:rFonts w:ascii="Consolas" w:eastAsia="Times New Roman" w:hAnsi="Consolas" w:cs="Times New Roman"/>
-          <w:kern w:val="0"/>
-          <w:sz w:val="20"/>
-          <w:szCs w:val="20"/>
-          <w:lang w:eastAsia="uk-UA"/>
-          <w14:ligatures w14:val="none"/>
-        </w:rPr>
-      </w:pPr>
-      <w:r>
-        <w:rPr>
-          <w:rFonts w:ascii="Consolas" w:eastAsia="Times New Roman" w:hAnsi="Consolas" w:cs="Times New Roman"/>
-          <w:kern w:val="0"/>
-          <w:sz w:val="20"/>
-          <w:szCs w:val="20"/>
-          <w:lang w:eastAsia="uk-UA"/>
-          <w14:ligatures w14:val="none"/>
-        </w:rPr>
-        <w:t>disp(stats_x1);</w:t>
-      </w:r>
-    </w:p>
-    <w:p>
-      <w:pPr>
-        <w:spacing w:after="0" w:line="240" w:lineRule="auto"/>
-        <w:rPr>
-          <w:rFonts w:ascii="Consolas" w:eastAsia="Times New Roman" w:hAnsi="Consolas" w:cs="Times New Roman"/>
-          <w:kern w:val="0"/>
-          <w:sz w:val="20"/>
-          <w:szCs w:val="20"/>
-          <w:lang w:eastAsia="uk-UA"/>
-          <w14:ligatures w14:val="none"/>
-        </w:rPr>
-      </w:pPr>
-    </w:p>
-    <w:p>
-      <w:pPr>
-        <w:spacing w:after="0" w:line="240" w:lineRule="auto"/>
-        <w:rPr>
-          <w:rFonts w:ascii="Consolas" w:eastAsia="Times New Roman" w:hAnsi="Consolas" w:cs="Times New Roman"/>
-          <w:kern w:val="0"/>
-          <w:sz w:val="20"/>
-          <w:szCs w:val="20"/>
-          <w:lang w:eastAsia="uk-UA"/>
-          <w14:ligatures w14:val="none"/>
-        </w:rPr>
-      </w:pPr>
-      <w:r>
-        <w:rPr>
-          <w:rFonts w:ascii="Consolas" w:eastAsia="Times New Roman" w:hAnsi="Consolas" w:cs="Times New Roman"/>
-          <w:kern w:val="0"/>
-          <w:sz w:val="20"/>
-          <w:szCs w:val="20"/>
-          <w:lang w:eastAsia="uk-UA"/>
-          <w14:ligatures w14:val="none"/>
-        </w:rPr>
-        <w:t>disp(</w:t>
-      </w:r>
-      <w:r>
-        <w:rPr>
-          <w:rFonts w:ascii="Consolas" w:eastAsia="Times New Roman" w:hAnsi="Consolas" w:cs="Times New Roman"/>
-          <w:color w:val="A709F5"/>
-          <w:kern w:val="0"/>
-          <w:sz w:val="20"/>
-          <w:szCs w:val="20"/>
-          <w:lang w:eastAsia="uk-UA"/>
-          <w14:ligatures w14:val="none"/>
-        </w:rPr>
-        <w:t>'Статистика для x2 (V13)'</w:t>
-      </w:r>
-      <w:r>
-        <w:rPr>
-          <w:rFonts w:ascii="Consolas" w:eastAsia="Times New Roman" w:hAnsi="Consolas" w:cs="Times New Roman"/>
-          <w:kern w:val="0"/>
-          <w:sz w:val="20"/>
-          <w:szCs w:val="20"/>
-          <w:lang w:eastAsia="uk-UA"/>
-          <w14:ligatures w14:val="none"/>
-        </w:rPr>
-        <w:t>);</w:t>
-      </w:r>
-    </w:p>
-    <w:p>
-      <w:pPr>
-        <w:spacing w:after="0" w:line="240" w:lineRule="auto"/>
-        <w:rPr>
-          <w:rFonts w:ascii="Consolas" w:eastAsia="Times New Roman" w:hAnsi="Consolas" w:cs="Times New Roman"/>
-          <w:kern w:val="0"/>
-          <w:sz w:val="20"/>
-          <w:szCs w:val="20"/>
-          <w:lang w:eastAsia="uk-UA"/>
-          <w14:ligatures w14:val="none"/>
-        </w:rPr>
-      </w:pPr>
-      <w:r>
-        <w:rPr>
-          <w:rFonts w:ascii="Consolas" w:eastAsia="Times New Roman" w:hAnsi="Consolas" w:cs="Times New Roman"/>
-          <w:kern w:val="0"/>
-          <w:sz w:val="20"/>
-          <w:szCs w:val="20"/>
-          <w:lang w:eastAsia="uk-UA"/>
-          <w14:ligatures w14:val="none"/>
-        </w:rPr>
-        <w:t>disp(stats_x2);</w:t>
-      </w:r>
-    </w:p>
-    <w:p>
-      <w:pPr>
-        <w:spacing w:after="0" w:line="240" w:lineRule="auto"/>
-        <w:rPr>
-          <w:rFonts w:ascii="Consolas" w:eastAsia="Times New Roman" w:hAnsi="Consolas" w:cs="Times New Roman"/>
-          <w:kern w:val="0"/>
-          <w:sz w:val="20"/>
-          <w:szCs w:val="20"/>
-          <w:lang w:eastAsia="uk-UA"/>
-          <w14:ligatures w14:val="none"/>
-        </w:rPr>
-      </w:pPr>
-    </w:p>
-    <w:p>
-      <w:pPr>
-        <w:spacing w:after="0" w:line="240" w:lineRule="auto"/>
-        <w:rPr>
-          <w:rFonts w:ascii="Consolas" w:eastAsia="Times New Roman" w:hAnsi="Consolas" w:cs="Times New Roman"/>
-          <w:kern w:val="0"/>
-          <w:sz w:val="20"/>
-          <w:szCs w:val="20"/>
-          <w:lang w:eastAsia="uk-UA"/>
-          <w14:ligatures w14:val="none"/>
-        </w:rPr>
-      </w:pPr>
-      <w:r>
-        <w:rPr>
-          <w:rFonts w:ascii="Consolas" w:eastAsia="Times New Roman" w:hAnsi="Consolas" w:cs="Times New Roman"/>
-          <w:kern w:val="0"/>
-          <w:sz w:val="20"/>
-          <w:szCs w:val="20"/>
-          <w:lang w:eastAsia="uk-UA"/>
-          <w14:ligatures w14:val="none"/>
-        </w:rPr>
-        <w:t>disp(</w:t>
-      </w:r>
-      <w:r>
-        <w:rPr>
-          <w:rFonts w:ascii="Consolas" w:eastAsia="Times New Roman" w:hAnsi="Consolas" w:cs="Times New Roman"/>
-          <w:color w:val="A709F5"/>
-          <w:kern w:val="0"/>
-          <w:sz w:val="20"/>
-          <w:szCs w:val="20"/>
-          <w:lang w:eastAsia="uk-UA"/>
-          <w14:ligatures w14:val="none"/>
-        </w:rPr>
-        <w:t>'Статистика для y (V9)'</w:t>
-      </w:r>
-      <w:r>
-        <w:rPr>
-          <w:rFonts w:ascii="Consolas" w:eastAsia="Times New Roman" w:hAnsi="Consolas" w:cs="Times New Roman"/>
-          <w:kern w:val="0"/>
-          <w:sz w:val="20"/>
-          <w:szCs w:val="20"/>
-          <w:lang w:eastAsia="uk-UA"/>
-          <w14:ligatures w14:val="none"/>
-        </w:rPr>
-        <w:t>);</w:t>
-      </w:r>
-    </w:p>
-    <w:p>
-      <w:pPr>
-        <w:spacing w:after="0" w:line="240" w:lineRule="auto"/>
-        <w:rPr>
-          <w:rFonts w:ascii="Consolas" w:eastAsia="Times New Roman" w:hAnsi="Consolas" w:cs="Times New Roman"/>
-          <w:kern w:val="0"/>
-          <w:sz w:val="20"/>
-          <w:szCs w:val="20"/>
-          <w:lang w:eastAsia="uk-UA"/>
-          <w14:ligatures w14:val="none"/>
-        </w:rPr>
-      </w:pPr>
-      <w:r>
-        <w:rPr>
-          <w:rFonts w:ascii="Consolas" w:eastAsia="Times New Roman" w:hAnsi="Consolas" w:cs="Times New Roman"/>
-          <w:kern w:val="0"/>
-          <w:sz w:val="20"/>
-          <w:szCs w:val="20"/>
-          <w:lang w:eastAsia="uk-UA"/>
-          <w14:ligatures w14:val="none"/>
-        </w:rPr>
-        <w:t>disp(stats_y);</w:t>
-      </w:r>
-    </w:p>
-    <w:p>
-      <w:pPr>
-        <w:rPr>
-          <w:rFonts w:ascii="Times New Roman" w:hAnsi="Times New Roman" w:cs="Times New Roman"/>
-          <w:iCs/>
-          <w:sz w:val="28"/>
-          <w:szCs w:val="28"/>
-          <w:lang w:val="en-US"/>
-        </w:rPr>
-      </w:pPr>
+        <w:t xml:space="preserve">Плюс аналогічний код для </w:t>
+      </w:r>
+      <w:r>
+        <w:rPr>
+          <w:rFonts w:ascii="Times New Roman" w:hAnsi="Times New Roman" w:cs="Times New Roman"/>
+          <w:iCs/>
+          <w:sz w:val="28"/>
+          <w:szCs w:val="28"/>
+          <w:lang w:val="en-US"/>
+        </w:rPr>
+        <w:t xml:space="preserve">x_2 </w:t>
+      </w:r>
+      <w:r>
+        <w:rPr>
+          <w:rFonts w:ascii="Times New Roman" w:hAnsi="Times New Roman" w:cs="Times New Roman"/>
+          <w:iCs/>
+          <w:sz w:val="28"/>
+          <w:szCs w:val="28"/>
+        </w:rPr>
+        <w:t xml:space="preserve">та </w:t>
+      </w:r>
+      <w:r>
+        <w:rPr>
+          <w:rFonts w:ascii="Times New Roman" w:hAnsi="Times New Roman" w:cs="Times New Roman"/>
+          <w:iCs/>
+          <w:sz w:val="28"/>
+          <w:szCs w:val="28"/>
+          <w:lang w:val="en-US"/>
+        </w:rPr>
+        <w:t>Y</w:t>
+      </w:r>
     </w:p>
     <w:p>
       <w:pPr>
@@ -6257,14 +5754,27 @@
       <w:r>
         <w:t xml:space="preserve">Рисунок </w:t>
       </w:r>
-      <w:fldSimple w:instr=" SEQ Рисунок \* ARABIC ">
-        <w:r>
-          <w:rPr>
-            <w:noProof/>
-          </w:rPr>
-          <w:t>1</w:t>
-        </w:r>
-      </w:fldSimple>
+      <w:r>
+        <w:fldChar w:fldCharType="begin"/>
+      </w:r>
+      <w:r>
+        <w:instrText xml:space="preserve"> SEQ Рисунок \* ARABIC </w:instrText>
+      </w:r>
+      <w:r>
+        <w:fldChar w:fldCharType="separate"/>
+      </w:r>
+      <w:r>
+        <w:rPr>
+          <w:noProof/>
+        </w:rPr>
+        <w:t>1</w:t>
+      </w:r>
+      <w:r>
+        <w:rPr>
+          <w:noProof/>
+        </w:rPr>
+        <w:fldChar w:fldCharType="end"/>
+      </w:r>
       <w:r>
         <w:t>.1 Статистики для попередньо оціненої вартості</w:t>
       </w:r>
@@ -6353,14 +5863,27 @@
       <w:r>
         <w:t xml:space="preserve">Рисунок </w:t>
       </w:r>
-      <w:fldSimple w:instr=" SEQ Рисунок \* ARABIC ">
-        <w:r>
-          <w:rPr>
-            <w:noProof/>
-          </w:rPr>
-          <w:t>2</w:t>
-        </w:r>
-      </w:fldSimple>
+      <w:r>
+        <w:fldChar w:fldCharType="begin"/>
+      </w:r>
+      <w:r>
+        <w:instrText xml:space="preserve"> SEQ Рисунок \* ARABIC </w:instrText>
+      </w:r>
+      <w:r>
+        <w:fldChar w:fldCharType="separate"/>
+      </w:r>
+      <w:r>
+        <w:rPr>
+          <w:noProof/>
+        </w:rPr>
+        <w:t>2</w:t>
+      </w:r>
+      <w:r>
+        <w:rPr>
+          <w:noProof/>
+        </w:rPr>
+        <w:fldChar w:fldCharType="end"/>
+      </w:r>
       <w:r>
         <w:t>.2 Статистики для</w:t>
       </w:r>
@@ -6521,17 +6044,7 @@
           <w:sz w:val="28"/>
           <w:szCs w:val="28"/>
         </w:rPr>
-        <w:t xml:space="preserve"> в навчальній та тестовій </w:t>
-      </w:r>
-      <w:r>
-        <w:rPr>
-          <w:rFonts w:ascii="Times New Roman" w:hAnsi="Times New Roman" w:cs="Times New Roman"/>
-          <w:iCs/>
-          <w:sz w:val="28"/>
-          <w:szCs w:val="28"/>
-        </w:rPr>
-        <w:lastRenderedPageBreak/>
-        <w:t>вибірках</w:t>
+        <w:t xml:space="preserve"> в навчальній та тестовій вибірках</w:t>
       </w:r>
       <w:r>
         <w:rPr>
@@ -6623,6 +6136,17 @@
     </w:p>
     <w:p>
       <w:pPr>
+        <w:rPr>
+          <w:rFonts w:ascii="Times New Roman" w:hAnsi="Times New Roman" w:cs="Times New Roman"/>
+          <w:iCs/>
+          <w:sz w:val="28"/>
+          <w:szCs w:val="28"/>
+          <w:lang w:val="en-US"/>
+        </w:rPr>
+      </w:pPr>
+    </w:p>
+    <w:p>
+      <w:pPr>
         <w:jc w:val="center"/>
         <w:rPr>
           <w:rFonts w:ascii="Times New Roman" w:hAnsi="Times New Roman" w:cs="Times New Roman"/>
@@ -6642,6 +6166,7 @@
           <w:sz w:val="28"/>
           <w:szCs w:val="28"/>
         </w:rPr>
+        <w:lastRenderedPageBreak/>
         <w:t>Завдання 3</w:t>
       </w:r>
     </w:p>
@@ -7496,189 +7021,189 @@
           <w:sz w:val="28"/>
           <w:szCs w:val="28"/>
         </w:rPr>
+        <w:t>Спостерігається висхідна тенденція. Зі збільшенням попередньої оцінки вартості будівництва</w:t>
+      </w:r>
+      <w:r>
+        <w:rPr>
+          <w:rFonts w:ascii="Times New Roman" w:hAnsi="Times New Roman" w:cs="Times New Roman"/>
+          <w:iCs/>
+          <w:sz w:val="28"/>
+          <w:szCs w:val="28"/>
+        </w:rPr>
+        <w:t xml:space="preserve"> </w:t>
+      </w:r>
+      <w:r>
+        <w:rPr>
+          <w:rFonts w:ascii="Times New Roman" w:hAnsi="Times New Roman" w:cs="Times New Roman"/>
+          <w:iCs/>
+          <w:sz w:val="28"/>
+          <w:szCs w:val="28"/>
+          <w:lang w:val="en-US"/>
+        </w:rPr>
+        <w:t>V5</w:t>
+      </w:r>
+      <w:r>
+        <w:rPr>
+          <w:rFonts w:ascii="Times New Roman" w:hAnsi="Times New Roman" w:cs="Times New Roman"/>
+          <w:iCs/>
+          <w:sz w:val="28"/>
+          <w:szCs w:val="28"/>
+        </w:rPr>
+        <w:t xml:space="preserve"> зростає фактична ціна продажу</w:t>
+      </w:r>
+      <w:r>
+        <w:rPr>
+          <w:rFonts w:ascii="Times New Roman" w:hAnsi="Times New Roman" w:cs="Times New Roman"/>
+          <w:iCs/>
+          <w:sz w:val="28"/>
+          <w:szCs w:val="28"/>
+          <w:lang w:val="en-US"/>
+        </w:rPr>
+        <w:t xml:space="preserve"> V9</w:t>
+      </w:r>
+      <w:r>
+        <w:rPr>
+          <w:rFonts w:ascii="Times New Roman" w:hAnsi="Times New Roman" w:cs="Times New Roman"/>
+          <w:iCs/>
+          <w:sz w:val="28"/>
+          <w:szCs w:val="28"/>
+        </w:rPr>
+        <w:t>.</w:t>
+      </w:r>
+      <w:r>
+        <w:rPr>
+          <w:rFonts w:ascii="Times New Roman" w:hAnsi="Times New Roman" w:cs="Times New Roman"/>
+          <w:iCs/>
+          <w:sz w:val="28"/>
+          <w:szCs w:val="28"/>
+          <w:lang w:val="en-US"/>
+        </w:rPr>
+        <w:t xml:space="preserve"> </w:t>
+      </w:r>
+      <w:r>
+        <w:rPr>
+          <w:rFonts w:ascii="Times New Roman" w:hAnsi="Times New Roman" w:cs="Times New Roman"/>
+          <w:iCs/>
+          <w:sz w:val="28"/>
+          <w:szCs w:val="28"/>
+        </w:rPr>
+        <w:t xml:space="preserve">Досить щільна концентрація точок навколо уявної висхідної лінії свідчить про </w:t>
+      </w:r>
+      <w:r>
+        <w:rPr>
+          <w:rFonts w:ascii="Times New Roman" w:hAnsi="Times New Roman" w:cs="Times New Roman"/>
+          <w:iCs/>
+          <w:sz w:val="28"/>
+          <w:szCs w:val="28"/>
+        </w:rPr>
+        <w:t xml:space="preserve">сильний позитивний зв’язок між </w:t>
+      </w:r>
+      <w:r>
+        <w:rPr>
+          <w:rFonts w:ascii="Times New Roman" w:hAnsi="Times New Roman" w:cs="Times New Roman"/>
+          <w:iCs/>
+          <w:sz w:val="28"/>
+          <w:szCs w:val="28"/>
+          <w:lang w:val="en-US"/>
+        </w:rPr>
+        <w:t xml:space="preserve">V5 </w:t>
+      </w:r>
+      <w:r>
+        <w:rPr>
+          <w:rFonts w:ascii="Times New Roman" w:hAnsi="Times New Roman" w:cs="Times New Roman"/>
+          <w:iCs/>
+          <w:sz w:val="28"/>
+          <w:szCs w:val="28"/>
+        </w:rPr>
+        <w:t xml:space="preserve">та </w:t>
+      </w:r>
+      <w:r>
+        <w:rPr>
+          <w:rFonts w:ascii="Times New Roman" w:hAnsi="Times New Roman" w:cs="Times New Roman"/>
+          <w:iCs/>
+          <w:sz w:val="28"/>
+          <w:szCs w:val="28"/>
+          <w:lang w:val="en-US"/>
+        </w:rPr>
+        <w:t>V9.</w:t>
+      </w:r>
+      <w:r>
+        <w:rPr>
+          <w:rFonts w:ascii="Times New Roman" w:hAnsi="Times New Roman" w:cs="Times New Roman"/>
+          <w:iCs/>
+          <w:sz w:val="28"/>
+          <w:szCs w:val="28"/>
+          <w:lang w:val="en-US"/>
+        </w:rPr>
+        <w:t xml:space="preserve"> </w:t>
+      </w:r>
+      <w:r>
+        <w:rPr>
+          <w:rFonts w:ascii="Times New Roman" w:hAnsi="Times New Roman" w:cs="Times New Roman"/>
+          <w:iCs/>
+          <w:sz w:val="28"/>
+          <w:szCs w:val="28"/>
+        </w:rPr>
+        <w:t xml:space="preserve">Для однакових значень </w:t>
+      </w:r>
+      <w:r>
+        <w:rPr>
+          <w:rFonts w:ascii="Times New Roman" w:hAnsi="Times New Roman" w:cs="Times New Roman"/>
+          <w:iCs/>
+          <w:sz w:val="28"/>
+          <w:szCs w:val="28"/>
+          <w:lang w:val="en-US"/>
+        </w:rPr>
+        <w:t xml:space="preserve">V5 </w:t>
+      </w:r>
+      <w:r>
+        <w:rPr>
+          <w:rFonts w:ascii="Times New Roman" w:hAnsi="Times New Roman" w:cs="Times New Roman"/>
+          <w:iCs/>
+          <w:sz w:val="28"/>
+          <w:szCs w:val="28"/>
+        </w:rPr>
+        <w:t xml:space="preserve">є певний розкид значень </w:t>
+      </w:r>
+      <w:r>
+        <w:rPr>
+          <w:rFonts w:ascii="Times New Roman" w:hAnsi="Times New Roman" w:cs="Times New Roman"/>
+          <w:iCs/>
+          <w:sz w:val="28"/>
+          <w:szCs w:val="28"/>
+          <w:lang w:val="en-US"/>
+        </w:rPr>
+        <w:t xml:space="preserve">V9 – </w:t>
+      </w:r>
+      <w:r>
+        <w:rPr>
+          <w:rFonts w:ascii="Times New Roman" w:hAnsi="Times New Roman" w:cs="Times New Roman"/>
+          <w:iCs/>
+          <w:sz w:val="28"/>
+          <w:szCs w:val="28"/>
+        </w:rPr>
+        <w:t>це пов’язано із впливом інших фаторів.</w:t>
+      </w:r>
+    </w:p>
+    <w:p>
+      <w:pPr>
+        <w:jc w:val="center"/>
+        <w:rPr>
+          <w:rFonts w:ascii="Times New Roman" w:hAnsi="Times New Roman" w:cs="Times New Roman"/>
+          <w:iCs/>
+          <w:sz w:val="28"/>
+          <w:szCs w:val="28"/>
+        </w:rPr>
+      </w:pPr>
+      <w:r>
+        <w:rPr>
+          <w:rFonts w:ascii="Times New Roman" w:hAnsi="Times New Roman" w:cs="Times New Roman"/>
+          <w:iCs/>
+          <w:noProof/>
+          <w:sz w:val="28"/>
+          <w:szCs w:val="28"/>
+        </w:rPr>
         <w:lastRenderedPageBreak/>
-        <w:t>Спостерігається висхідна тенденція. Зі збільшенням попередньої оцінки вартості будівництва</w:t>
-      </w:r>
-      <w:r>
-        <w:rPr>
-          <w:rFonts w:ascii="Times New Roman" w:hAnsi="Times New Roman" w:cs="Times New Roman"/>
-          <w:iCs/>
-          <w:sz w:val="28"/>
-          <w:szCs w:val="28"/>
-        </w:rPr>
-        <w:t xml:space="preserve"> </w:t>
-      </w:r>
-      <w:r>
-        <w:rPr>
-          <w:rFonts w:ascii="Times New Roman" w:hAnsi="Times New Roman" w:cs="Times New Roman"/>
-          <w:iCs/>
-          <w:sz w:val="28"/>
-          <w:szCs w:val="28"/>
-          <w:lang w:val="en-US"/>
-        </w:rPr>
-        <w:t>V5</w:t>
-      </w:r>
-      <w:r>
-        <w:rPr>
-          <w:rFonts w:ascii="Times New Roman" w:hAnsi="Times New Roman" w:cs="Times New Roman"/>
-          <w:iCs/>
-          <w:sz w:val="28"/>
-          <w:szCs w:val="28"/>
-        </w:rPr>
-        <w:t xml:space="preserve"> зростає фактична ціна продажу</w:t>
-      </w:r>
-      <w:r>
-        <w:rPr>
-          <w:rFonts w:ascii="Times New Roman" w:hAnsi="Times New Roman" w:cs="Times New Roman"/>
-          <w:iCs/>
-          <w:sz w:val="28"/>
-          <w:szCs w:val="28"/>
-          <w:lang w:val="en-US"/>
-        </w:rPr>
-        <w:t xml:space="preserve"> V9</w:t>
-      </w:r>
-      <w:r>
-        <w:rPr>
-          <w:rFonts w:ascii="Times New Roman" w:hAnsi="Times New Roman" w:cs="Times New Roman"/>
-          <w:iCs/>
-          <w:sz w:val="28"/>
-          <w:szCs w:val="28"/>
-        </w:rPr>
-        <w:t>.</w:t>
-      </w:r>
-      <w:r>
-        <w:rPr>
-          <w:rFonts w:ascii="Times New Roman" w:hAnsi="Times New Roman" w:cs="Times New Roman"/>
-          <w:iCs/>
-          <w:sz w:val="28"/>
-          <w:szCs w:val="28"/>
-          <w:lang w:val="en-US"/>
-        </w:rPr>
-        <w:t xml:space="preserve"> </w:t>
-      </w:r>
-      <w:r>
-        <w:rPr>
-          <w:rFonts w:ascii="Times New Roman" w:hAnsi="Times New Roman" w:cs="Times New Roman"/>
-          <w:iCs/>
-          <w:sz w:val="28"/>
-          <w:szCs w:val="28"/>
-        </w:rPr>
-        <w:t xml:space="preserve">Досить щільна концентрація точок навколо уявної висхідної лінії свідчить про </w:t>
-      </w:r>
-      <w:r>
-        <w:rPr>
-          <w:rFonts w:ascii="Times New Roman" w:hAnsi="Times New Roman" w:cs="Times New Roman"/>
-          <w:iCs/>
-          <w:sz w:val="28"/>
-          <w:szCs w:val="28"/>
-        </w:rPr>
-        <w:t xml:space="preserve">сильний позитивний зв’язок між </w:t>
-      </w:r>
-      <w:r>
-        <w:rPr>
-          <w:rFonts w:ascii="Times New Roman" w:hAnsi="Times New Roman" w:cs="Times New Roman"/>
-          <w:iCs/>
-          <w:sz w:val="28"/>
-          <w:szCs w:val="28"/>
-          <w:lang w:val="en-US"/>
-        </w:rPr>
-        <w:t xml:space="preserve">V5 </w:t>
-      </w:r>
-      <w:r>
-        <w:rPr>
-          <w:rFonts w:ascii="Times New Roman" w:hAnsi="Times New Roman" w:cs="Times New Roman"/>
-          <w:iCs/>
-          <w:sz w:val="28"/>
-          <w:szCs w:val="28"/>
-        </w:rPr>
-        <w:t xml:space="preserve">та </w:t>
-      </w:r>
-      <w:r>
-        <w:rPr>
-          <w:rFonts w:ascii="Times New Roman" w:hAnsi="Times New Roman" w:cs="Times New Roman"/>
-          <w:iCs/>
-          <w:sz w:val="28"/>
-          <w:szCs w:val="28"/>
-          <w:lang w:val="en-US"/>
-        </w:rPr>
-        <w:t>V9.</w:t>
-      </w:r>
-      <w:r>
-        <w:rPr>
-          <w:rFonts w:ascii="Times New Roman" w:hAnsi="Times New Roman" w:cs="Times New Roman"/>
-          <w:iCs/>
-          <w:sz w:val="28"/>
-          <w:szCs w:val="28"/>
-          <w:lang w:val="en-US"/>
-        </w:rPr>
-        <w:t xml:space="preserve"> </w:t>
-      </w:r>
-      <w:r>
-        <w:rPr>
-          <w:rFonts w:ascii="Times New Roman" w:hAnsi="Times New Roman" w:cs="Times New Roman"/>
-          <w:iCs/>
-          <w:sz w:val="28"/>
-          <w:szCs w:val="28"/>
-        </w:rPr>
-        <w:t xml:space="preserve">Для однакових значень </w:t>
-      </w:r>
-      <w:r>
-        <w:rPr>
-          <w:rFonts w:ascii="Times New Roman" w:hAnsi="Times New Roman" w:cs="Times New Roman"/>
-          <w:iCs/>
-          <w:sz w:val="28"/>
-          <w:szCs w:val="28"/>
-          <w:lang w:val="en-US"/>
-        </w:rPr>
-        <w:t xml:space="preserve">V5 </w:t>
-      </w:r>
-      <w:r>
-        <w:rPr>
-          <w:rFonts w:ascii="Times New Roman" w:hAnsi="Times New Roman" w:cs="Times New Roman"/>
-          <w:iCs/>
-          <w:sz w:val="28"/>
-          <w:szCs w:val="28"/>
-        </w:rPr>
-        <w:t xml:space="preserve">є певний розкид значень </w:t>
-      </w:r>
-      <w:r>
-        <w:rPr>
-          <w:rFonts w:ascii="Times New Roman" w:hAnsi="Times New Roman" w:cs="Times New Roman"/>
-          <w:iCs/>
-          <w:sz w:val="28"/>
-          <w:szCs w:val="28"/>
-          <w:lang w:val="en-US"/>
-        </w:rPr>
-        <w:t xml:space="preserve">V9 – </w:t>
-      </w:r>
-      <w:r>
-        <w:rPr>
-          <w:rFonts w:ascii="Times New Roman" w:hAnsi="Times New Roman" w:cs="Times New Roman"/>
-          <w:iCs/>
-          <w:sz w:val="28"/>
-          <w:szCs w:val="28"/>
-        </w:rPr>
-        <w:t>це пов’язано із впливом інших фаторів.</w:t>
-      </w:r>
-    </w:p>
-    <w:p>
-      <w:pPr>
-        <w:jc w:val="center"/>
-        <w:rPr>
-          <w:rFonts w:ascii="Times New Roman" w:hAnsi="Times New Roman" w:cs="Times New Roman"/>
-          <w:iCs/>
-          <w:sz w:val="28"/>
-          <w:szCs w:val="28"/>
-        </w:rPr>
-      </w:pPr>
-      <w:r>
-        <w:rPr>
-          <w:rFonts w:ascii="Times New Roman" w:hAnsi="Times New Roman" w:cs="Times New Roman"/>
-          <w:iCs/>
-          <w:noProof/>
-          <w:sz w:val="28"/>
-          <w:szCs w:val="28"/>
-        </w:rPr>
         <w:drawing>
           <wp:inline distT="0" distB="0" distL="0" distR="0" wp14:anchorId="253A12CE" wp14:editId="1E263D9C">
             <wp:extent cx="5429250" cy="3418417"/>
@@ -7720,6 +7245,9 @@
       <w:pPr>
         <w:pStyle w:val="Caption"/>
         <w:jc w:val="center"/>
+        <w:rPr>
+          <w:lang w:val="en-US"/>
+        </w:rPr>
       </w:pPr>
       <w:r>
         <w:t>Рисунок 2.2 Однофакторна залежність фактичної ціни продажу від</w:t>
@@ -7730,16 +7258,6 @@
       <w:r>
         <w:t>.</w:t>
       </w:r>
-    </w:p>
-    <w:p>
-      <w:pPr>
-        <w:rPr>
-          <w:rFonts w:ascii="Times New Roman" w:hAnsi="Times New Roman" w:cs="Times New Roman"/>
-          <w:iCs/>
-          <w:sz w:val="28"/>
-          <w:szCs w:val="28"/>
-        </w:rPr>
-      </w:pPr>
     </w:p>
     <w:p>
       <w:pPr>
@@ -9906,7 +9424,6 @@
             <w:sz w:val="28"/>
             <w:szCs w:val="28"/>
           </w:rPr>
-          <w:lastRenderedPageBreak/>
           <m:t>y</m:t>
         </m:r>
         <m:r>
@@ -10538,20 +10055,34 @@
       <w:pPr>
         <w:rPr>
           <w:rFonts w:ascii="Times New Roman" w:hAnsi="Times New Roman" w:cs="Times New Roman"/>
-          <w:iCs/>
-          <w:sz w:val="28"/>
-          <w:szCs w:val="28"/>
-        </w:rPr>
-      </w:pPr>
-      <w:r>
-        <w:rPr>
-          <w:rFonts w:ascii="Times New Roman" w:hAnsi="Times New Roman" w:cs="Times New Roman"/>
           <w:b/>
           <w:bCs/>
           <w:iCs/>
           <w:sz w:val="28"/>
           <w:szCs w:val="28"/>
-        </w:rPr>
+          <w:lang w:val="en-US"/>
+        </w:rPr>
+      </w:pPr>
+    </w:p>
+    <w:p>
+      <w:pPr>
+        <w:rPr>
+          <w:rFonts w:ascii="Times New Roman" w:hAnsi="Times New Roman" w:cs="Times New Roman"/>
+          <w:iCs/>
+          <w:sz w:val="28"/>
+          <w:szCs w:val="28"/>
+        </w:rPr>
+      </w:pPr>
+      <w:r>
+        <w:rPr>
+          <w:rFonts w:ascii="Times New Roman" w:hAnsi="Times New Roman" w:cs="Times New Roman"/>
+          <w:b/>
+          <w:bCs/>
+          <w:iCs/>
+          <w:sz w:val="28"/>
+          <w:szCs w:val="28"/>
+        </w:rPr>
+        <w:lastRenderedPageBreak/>
         <w:t>Код знаходження коефіцієнтів</w:t>
       </w:r>
       <w:r>
@@ -13663,8 +13194,22 @@
                 <w:szCs w:val="28"/>
                 <w:lang w:val="en-US"/>
               </w:rPr>
-              <w:t>RMSE, 10k IRRm</w:t>
+              <w:t xml:space="preserve">RMSE, 10k </w:t>
             </w:r>
+            <w:proofErr w:type="spellStart"/>
+            <w:r>
+              <w:rPr>
+                <w:rFonts w:ascii="Times New Roman" w:hAnsi="Times New Roman" w:cs="Times New Roman"/>
+                <w:b/>
+                <w:bCs/>
+                <w:iCs/>
+                <w:sz w:val="28"/>
+                <w:szCs w:val="28"/>
+                <w:lang w:val="en-US"/>
+              </w:rPr>
+              <w:t>IRRm</w:t>
+            </w:r>
+            <w:proofErr w:type="spellEnd"/>
           </w:p>
         </w:tc>
       </w:tr>
@@ -14563,6 +14108,20 @@
         <w:jc w:val="both"/>
         <w:rPr>
           <w:rFonts w:ascii="Times New Roman" w:eastAsiaTheme="minorEastAsia" w:hAnsi="Times New Roman" w:cs="Times New Roman"/>
+          <w:b/>
+          <w:bCs/>
+          <w:iCs/>
+          <w:sz w:val="28"/>
+          <w:szCs w:val="28"/>
+          <w:lang w:val="en-US"/>
+        </w:rPr>
+      </w:pPr>
+    </w:p>
+    <w:p>
+      <w:pPr>
+        <w:jc w:val="both"/>
+        <w:rPr>
+          <w:rFonts w:ascii="Times New Roman" w:eastAsiaTheme="minorEastAsia" w:hAnsi="Times New Roman" w:cs="Times New Roman"/>
           <w:iCs/>
           <w:sz w:val="28"/>
           <w:szCs w:val="28"/>
@@ -14577,6 +14136,7 @@
           <w:sz w:val="28"/>
           <w:szCs w:val="28"/>
         </w:rPr>
+        <w:lastRenderedPageBreak/>
         <w:t xml:space="preserve">Різниця </w:t>
       </w:r>
       <w:r>
@@ -15708,6 +15268,7 @@
   <w:style w:type="character" w:default="1" w:styleId="DefaultParagraphFont">
     <w:name w:val="Default Paragraph Font"/>
     <w:uiPriority w:val="1"/>
+    <w:semiHidden/>
     <w:unhideWhenUsed/>
   </w:style>
   <w:style w:type="table" w:default="1" w:styleId="TableNormal">
